--- a/products-storage/04-polnyy-komplekt-pto/01-30-bazovye-pakety/02-dopraboty-bez-poter/12-dopsoglashenie-sroki-doprabot.docx
+++ b/products-storage/04-polnyy-komplekt-pto/01-30-bazovye-pakety/02-dopraboty-bez-poter/12-dopsoglashenie-sroki-doprabot.docx
@@ -5,74 +5,924 @@
     <w:p>
       <w:pPr>
         <w:pStyle w:val="Title"/>
-        <w:jc w:val="center"/>
+        <w:jc w:val="left"/>
       </w:pPr>
       <w:r>
-        <w:t>Дополнительное соглашение об изменении сроков (дополнительные работы)</w:t>
-      </w:r>
-    </w:p>
-    <w:p/>
-    <w:p>
-      <w:r>
-        <w:t>Заполните поля в квадратных скобках и удалите подсказки перед отправкой.</w:t>
+        <w:t>Дополнительное соглашение об изменении сроков</w:t>
       </w:r>
     </w:p>
     <w:p>
       <w:r>
-        <w:t>Форма — содержательная часть допсоглашения: преамбулу со сторонами, номер и дату договора подряда и подписные блоки добавьте по вашему договору.</w:t>
+        <w:t>Стороны записывают затронутые этапы и новые контрольные даты по дополнительным работам. Основанием служат согласованный объём, расчёт влияния и обновлённый график.</w:t>
       </w:r>
     </w:p>
     <w:p>
       <w:pPr>
         <w:pStyle w:val="Heading1"/>
+        <w:keepNext/>
+        <w:pageBreakBefore w:val="0"/>
       </w:pPr>
       <w:r>
-        <w:t>Основание</w:t>
+        <w:t>Реквизиты</w:t>
+      </w:r>
+    </w:p>
+    <w:tbl>
+      <w:tblPr>
+        <w:tblStyle w:val="TableGrid"/>
+        <w:tblW w:type="auto" w:w="0"/>
+        <w:jc w:val="center"/>
+        <w:tblLayout w:type="fixed"/>
+        <w:tblLook w:firstColumn="1" w:firstRow="1" w:lastColumn="0" w:lastRow="0" w:noHBand="0" w:noVBand="1" w:val="04A0"/>
+      </w:tblPr>
+      <w:tblGrid>
+        <w:gridCol w:w="2268"/>
+        <w:gridCol w:w="7427"/>
+      </w:tblGrid>
+      <w:tr>
+        <w:trPr>
+          <w:cantSplit/>
+        </w:trPr>
+        <w:tc>
+          <w:tcPr>
+            <w:tcW w:type="dxa" w:w="2268"/>
+            <w:vAlign w:val="center"/>
+            <w:shd w:fill="F3F0E8"/>
+          </w:tcPr>
+          <w:p>
+            <w:pPr>
+              <w:spacing w:after="0"/>
+            </w:pPr>
+            <w:r/>
+            <w:r>
+              <w:rPr>
+                <w:b/>
+                <w:color w:val="262F37"/>
+                <w:sz w:val="18"/>
+              </w:rPr>
+              <w:t>Документ</w:t>
+            </w:r>
+          </w:p>
+        </w:tc>
+        <w:tc>
+          <w:tcPr>
+            <w:tcW w:type="dxa" w:w="7427"/>
+            <w:vAlign w:val="center"/>
+          </w:tcPr>
+          <w:p>
+            <w:pPr>
+              <w:spacing w:after="0"/>
+            </w:pPr>
+            <w:r/>
+            <w:r>
+              <w:rPr>
+                <w:b w:val="0"/>
+                <w:color w:val="262F37"/>
+                <w:sz w:val="18"/>
+              </w:rPr>
+              <w:t>Дополнительное соглашение № [___] от [___]; место [___]</w:t>
+            </w:r>
+          </w:p>
+        </w:tc>
+      </w:tr>
+      <w:tr>
+        <w:trPr>
+          <w:cantSplit/>
+        </w:trPr>
+        <w:tc>
+          <w:tcPr>
+            <w:tcW w:type="dxa" w:w="2268"/>
+            <w:vAlign w:val="center"/>
+            <w:shd w:fill="F3F0E8"/>
+          </w:tcPr>
+          <w:p>
+            <w:pPr>
+              <w:spacing w:after="0"/>
+            </w:pPr>
+            <w:r/>
+            <w:r>
+              <w:rPr>
+                <w:b/>
+                <w:color w:val="262F37"/>
+                <w:sz w:val="18"/>
+              </w:rPr>
+              <w:t>Договор</w:t>
+            </w:r>
+          </w:p>
+        </w:tc>
+        <w:tc>
+          <w:tcPr>
+            <w:tcW w:type="dxa" w:w="7427"/>
+            <w:vAlign w:val="center"/>
+          </w:tcPr>
+          <w:p>
+            <w:pPr>
+              <w:spacing w:after="0"/>
+            </w:pPr>
+            <w:r/>
+            <w:r>
+              <w:rPr>
+                <w:b w:val="0"/>
+                <w:color w:val="262F37"/>
+                <w:sz w:val="18"/>
+              </w:rPr>
+              <w:t>Договор подряда № [___] от [___]; исходное приложение / смета [___]</w:t>
+            </w:r>
+          </w:p>
+        </w:tc>
+      </w:tr>
+      <w:tr>
+        <w:trPr>
+          <w:cantSplit/>
+        </w:trPr>
+        <w:tc>
+          <w:tcPr>
+            <w:tcW w:type="dxa" w:w="2268"/>
+            <w:vAlign w:val="center"/>
+            <w:shd w:fill="F3F0E8"/>
+          </w:tcPr>
+          <w:p>
+            <w:pPr>
+              <w:spacing w:after="0"/>
+            </w:pPr>
+            <w:r/>
+            <w:r>
+              <w:rPr>
+                <w:b/>
+                <w:color w:val="262F37"/>
+                <w:sz w:val="18"/>
+              </w:rPr>
+              <w:t>Объект</w:t>
+            </w:r>
+          </w:p>
+        </w:tc>
+        <w:tc>
+          <w:tcPr>
+            <w:tcW w:type="dxa" w:w="7427"/>
+            <w:vAlign w:val="center"/>
+          </w:tcPr>
+          <w:p>
+            <w:pPr>
+              <w:spacing w:after="0"/>
+            </w:pPr>
+            <w:r/>
+            <w:r>
+              <w:rPr>
+                <w:b w:val="0"/>
+                <w:color w:val="262F37"/>
+                <w:sz w:val="18"/>
+              </w:rPr>
+              <w:t>Наименование, адрес, участок или захватка [___]</w:t>
+            </w:r>
+          </w:p>
+        </w:tc>
+      </w:tr>
+      <w:tr>
+        <w:trPr>
+          <w:cantSplit/>
+        </w:trPr>
+        <w:tc>
+          <w:tcPr>
+            <w:tcW w:type="dxa" w:w="2268"/>
+            <w:vAlign w:val="center"/>
+            <w:shd w:fill="F3F0E8"/>
+          </w:tcPr>
+          <w:p>
+            <w:pPr>
+              <w:spacing w:after="0"/>
+            </w:pPr>
+            <w:r/>
+            <w:r>
+              <w:rPr>
+                <w:b/>
+                <w:color w:val="262F37"/>
+                <w:sz w:val="18"/>
+              </w:rPr>
+              <w:t>Подрядчик</w:t>
+            </w:r>
+          </w:p>
+        </w:tc>
+        <w:tc>
+          <w:tcPr>
+            <w:tcW w:type="dxa" w:w="7427"/>
+            <w:vAlign w:val="center"/>
+          </w:tcPr>
+          <w:p>
+            <w:pPr>
+              <w:spacing w:after="0"/>
+            </w:pPr>
+            <w:r/>
+            <w:r>
+              <w:rPr>
+                <w:b w:val="0"/>
+                <w:color w:val="262F37"/>
+                <w:sz w:val="18"/>
+              </w:rPr>
+              <w:t>Полное наименование, ИНН, адрес [___]</w:t>
+            </w:r>
+          </w:p>
+        </w:tc>
+      </w:tr>
+      <w:tr>
+        <w:trPr>
+          <w:cantSplit/>
+        </w:trPr>
+        <w:tc>
+          <w:tcPr>
+            <w:tcW w:type="dxa" w:w="2268"/>
+            <w:vAlign w:val="center"/>
+            <w:shd w:fill="F3F0E8"/>
+          </w:tcPr>
+          <w:p>
+            <w:pPr>
+              <w:spacing w:after="0"/>
+            </w:pPr>
+            <w:r/>
+            <w:r>
+              <w:rPr>
+                <w:b/>
+                <w:color w:val="262F37"/>
+                <w:sz w:val="18"/>
+              </w:rPr>
+              <w:t>Заказчик</w:t>
+            </w:r>
+          </w:p>
+        </w:tc>
+        <w:tc>
+          <w:tcPr>
+            <w:tcW w:type="dxa" w:w="7427"/>
+            <w:vAlign w:val="center"/>
+          </w:tcPr>
+          <w:p>
+            <w:pPr>
+              <w:spacing w:after="0"/>
+            </w:pPr>
+            <w:r/>
+            <w:r>
+              <w:rPr>
+                <w:b w:val="0"/>
+                <w:color w:val="262F37"/>
+                <w:sz w:val="18"/>
+              </w:rPr>
+              <w:t>Полное наименование, ИНН, адрес [___]</w:t>
+            </w:r>
+          </w:p>
+        </w:tc>
+      </w:tr>
+    </w:tbl>
+    <w:p>
+      <w:pPr>
+        <w:pStyle w:val="Heading1"/>
+        <w:keepNext/>
+        <w:pageBreakBefore w:val="0"/>
+      </w:pPr>
+      <w:r>
+        <w:t>Основание изменения</w:t>
       </w:r>
     </w:p>
     <w:p>
       <w:r>
-        <w:t>Дополнительные работы по допсоглашению № [___] от [___]</w:t>
-        <w:br/>
-        <w:t>Влияние на выполнение работ (затронутые операции): [___]</w:t>
+        <w:t>1. Стороны учитывают дополнительные работы по соглашению 11 № [___] от [___] и согласованию 02 № [___] от [___]. Обоснование влияния на срок: документ 05 № [___] от [___], записи журнала 08 [___].</w:t>
+      </w:r>
+    </w:p>
+    <w:tbl>
+      <w:tblPr>
+        <w:tblStyle w:val="TableGrid"/>
+        <w:tblW w:type="auto" w:w="0"/>
+        <w:jc w:val="center"/>
+        <w:tblLayout w:type="fixed"/>
+        <w:tblLook w:firstColumn="1" w:firstRow="1" w:lastColumn="0" w:lastRow="0" w:noHBand="0" w:noVBand="1" w:val="04A0"/>
+      </w:tblPr>
+      <w:tblGrid>
+        <w:gridCol w:w="2268"/>
+        <w:gridCol w:w="7427"/>
+      </w:tblGrid>
+      <w:tr>
+        <w:trPr>
+          <w:cantSplit/>
+        </w:trPr>
+        <w:tc>
+          <w:tcPr>
+            <w:tcW w:type="dxa" w:w="2268"/>
+            <w:vAlign w:val="center"/>
+            <w:shd w:fill="F3F0E8"/>
+          </w:tcPr>
+          <w:p>
+            <w:pPr>
+              <w:spacing w:after="0"/>
+            </w:pPr>
+            <w:r/>
+            <w:r>
+              <w:rPr>
+                <w:b/>
+                <w:color w:val="262F37"/>
+                <w:sz w:val="18"/>
+              </w:rPr>
+              <w:t>Исходный график</w:t>
+            </w:r>
+          </w:p>
+        </w:tc>
+        <w:tc>
+          <w:tcPr>
+            <w:tcW w:type="dxa" w:w="7427"/>
+            <w:vAlign w:val="center"/>
+          </w:tcPr>
+          <w:p>
+            <w:pPr>
+              <w:spacing w:after="0"/>
+            </w:pPr>
+            <w:r/>
+            <w:r>
+              <w:rPr>
+                <w:b w:val="0"/>
+                <w:color w:val="262F37"/>
+                <w:sz w:val="18"/>
+              </w:rPr>
+              <w:t>Наименование, редакция, приложение к договору, № и дата [___]</w:t>
+            </w:r>
+          </w:p>
+        </w:tc>
+      </w:tr>
+      <w:tr>
+        <w:trPr>
+          <w:cantSplit/>
+        </w:trPr>
+        <w:tc>
+          <w:tcPr>
+            <w:tcW w:type="dxa" w:w="2268"/>
+            <w:vAlign w:val="center"/>
+            <w:shd w:fill="F3F0E8"/>
+          </w:tcPr>
+          <w:p>
+            <w:pPr>
+              <w:spacing w:after="0"/>
+            </w:pPr>
+            <w:r/>
+            <w:r>
+              <w:rPr>
+                <w:b/>
+                <w:color w:val="262F37"/>
+                <w:sz w:val="18"/>
+              </w:rPr>
+              <w:t>Причина смещения</w:t>
+            </w:r>
+          </w:p>
+        </w:tc>
+        <w:tc>
+          <w:tcPr>
+            <w:tcW w:type="dxa" w:w="7427"/>
+            <w:vAlign w:val="center"/>
+          </w:tcPr>
+          <w:p>
+            <w:pPr>
+              <w:spacing w:after="0"/>
+            </w:pPr>
+            <w:r/>
+            <w:r>
+              <w:rPr>
+                <w:b w:val="0"/>
+                <w:color w:val="262F37"/>
+                <w:sz w:val="18"/>
+              </w:rPr>
+              <w:t>Какие дополнительные операции изменяют последовательность или длительность [___]</w:t>
+            </w:r>
+          </w:p>
+        </w:tc>
+      </w:tr>
+      <w:tr>
+        <w:trPr>
+          <w:cantSplit/>
+        </w:trPr>
+        <w:tc>
+          <w:tcPr>
+            <w:tcW w:type="dxa" w:w="2268"/>
+            <w:vAlign w:val="center"/>
+            <w:shd w:fill="F3F0E8"/>
+          </w:tcPr>
+          <w:p>
+            <w:pPr>
+              <w:spacing w:after="0"/>
+            </w:pPr>
+            <w:r/>
+            <w:r>
+              <w:rPr>
+                <w:b/>
+                <w:color w:val="262F37"/>
+                <w:sz w:val="18"/>
+              </w:rPr>
+              <w:t>Период</w:t>
+            </w:r>
+          </w:p>
+        </w:tc>
+        <w:tc>
+          <w:tcPr>
+            <w:tcW w:type="dxa" w:w="7427"/>
+            <w:vAlign w:val="center"/>
+          </w:tcPr>
+          <w:p>
+            <w:pPr>
+              <w:spacing w:after="0"/>
+            </w:pPr>
+            <w:r/>
+            <w:r>
+              <w:rPr>
+                <w:b w:val="0"/>
+                <w:color w:val="262F37"/>
+                <w:sz w:val="18"/>
+              </w:rPr>
+              <w:t>Дата начала события [___]; дата решения [___]; длительность и расчёт [___]</w:t>
+            </w:r>
+          </w:p>
+        </w:tc>
+      </w:tr>
+    </w:tbl>
+    <w:p>
+      <w:pPr>
+        <w:pStyle w:val="Heading1"/>
+        <w:keepNext/>
+        <w:pageBreakBefore w:val="0"/>
+      </w:pPr>
+      <w:r>
+        <w:t>Новые контрольные даты</w:t>
+      </w:r>
+    </w:p>
+    <w:tbl>
+      <w:tblPr>
+        <w:tblStyle w:val="TableGrid"/>
+        <w:tblW w:type="auto" w:w="0"/>
+        <w:tblLayout w:type="fixed"/>
+        <w:tblLook w:firstColumn="1" w:firstRow="1" w:lastColumn="0" w:lastRow="0" w:noHBand="0" w:noVBand="1" w:val="04A0"/>
+      </w:tblPr>
+      <w:tblGrid>
+        <w:gridCol w:w="1973"/>
+        <w:gridCol w:w="1973"/>
+        <w:gridCol w:w="1973"/>
+        <w:gridCol w:w="1973"/>
+        <w:gridCol w:w="1973"/>
+      </w:tblGrid>
+      <w:tr>
+        <w:trPr>
+          <w:cantSplit/>
+        </w:trPr>
+        <w:tc>
+          <w:tcPr>
+            <w:tcW w:type="dxa" w:w="1973"/>
+            <w:vAlign w:val="center"/>
+            <w:shd w:fill="F3F0E8"/>
+          </w:tcPr>
+          <w:p>
+            <w:pPr>
+              <w:spacing w:after="0"/>
+            </w:pPr>
+            <w:r/>
+            <w:r>
+              <w:rPr>
+                <w:b/>
+                <w:color w:val="262F37"/>
+                <w:sz w:val="18"/>
+              </w:rPr>
+              <w:t>Этап / обязательство</w:t>
+            </w:r>
+          </w:p>
+        </w:tc>
+        <w:tc>
+          <w:tcPr>
+            <w:tcW w:type="dxa" w:w="1973"/>
+            <w:vAlign w:val="center"/>
+            <w:shd w:fill="F3F0E8"/>
+          </w:tcPr>
+          <w:p>
+            <w:pPr>
+              <w:spacing w:after="0"/>
+            </w:pPr>
+            <w:r/>
+            <w:r>
+              <w:rPr>
+                <w:b/>
+                <w:color w:val="262F37"/>
+                <w:sz w:val="18"/>
+              </w:rPr>
+              <w:t>Действующая дата</w:t>
+            </w:r>
+          </w:p>
+        </w:tc>
+        <w:tc>
+          <w:tcPr>
+            <w:tcW w:type="dxa" w:w="1973"/>
+            <w:vAlign w:val="center"/>
+            <w:shd w:fill="F3F0E8"/>
+          </w:tcPr>
+          <w:p>
+            <w:pPr>
+              <w:spacing w:after="0"/>
+            </w:pPr>
+            <w:r/>
+            <w:r>
+              <w:rPr>
+                <w:b/>
+                <w:color w:val="262F37"/>
+                <w:sz w:val="18"/>
+              </w:rPr>
+              <w:t>Новая дата</w:t>
+            </w:r>
+          </w:p>
+        </w:tc>
+        <w:tc>
+          <w:tcPr>
+            <w:tcW w:type="dxa" w:w="1973"/>
+            <w:vAlign w:val="center"/>
+            <w:shd w:fill="F3F0E8"/>
+          </w:tcPr>
+          <w:p>
+            <w:pPr>
+              <w:spacing w:after="0"/>
+            </w:pPr>
+            <w:r/>
+            <w:r>
+              <w:rPr>
+                <w:b/>
+                <w:color w:val="262F37"/>
+                <w:sz w:val="18"/>
+              </w:rPr>
+              <w:t>Сдвиг, дней</w:t>
+            </w:r>
+          </w:p>
+        </w:tc>
+        <w:tc>
+          <w:tcPr>
+            <w:tcW w:type="dxa" w:w="1973"/>
+            <w:vAlign w:val="center"/>
+            <w:shd w:fill="F3F0E8"/>
+          </w:tcPr>
+          <w:p>
+            <w:pPr>
+              <w:spacing w:after="0"/>
+            </w:pPr>
+            <w:r/>
+            <w:r>
+              <w:rPr>
+                <w:b/>
+                <w:color w:val="262F37"/>
+                <w:sz w:val="18"/>
+              </w:rPr>
+              <w:t>Основание</w:t>
+            </w:r>
+          </w:p>
+        </w:tc>
+      </w:tr>
+      <w:tr>
+        <w:trPr>
+          <w:cantSplit/>
+        </w:trPr>
+        <w:tc>
+          <w:tcPr>
+            <w:tcW w:type="dxa" w:w="1973"/>
+            <w:vAlign w:val="center"/>
+          </w:tcPr>
+          <w:p>
+            <w:pPr>
+              <w:spacing w:after="0"/>
+            </w:pPr>
+            <w:r/>
+            <w:r>
+              <w:rPr>
+                <w:b w:val="0"/>
+                <w:color w:val="262F37"/>
+                <w:sz w:val="18"/>
+              </w:rPr>
+              <w:t>[___]</w:t>
+            </w:r>
+          </w:p>
+        </w:tc>
+        <w:tc>
+          <w:tcPr>
+            <w:tcW w:type="dxa" w:w="1973"/>
+            <w:vAlign w:val="center"/>
+          </w:tcPr>
+          <w:p>
+            <w:pPr>
+              <w:spacing w:after="0"/>
+            </w:pPr>
+            <w:r/>
+            <w:r>
+              <w:rPr>
+                <w:b w:val="0"/>
+                <w:color w:val="262F37"/>
+                <w:sz w:val="18"/>
+              </w:rPr>
+              <w:t>[___]</w:t>
+            </w:r>
+          </w:p>
+        </w:tc>
+        <w:tc>
+          <w:tcPr>
+            <w:tcW w:type="dxa" w:w="1973"/>
+            <w:vAlign w:val="center"/>
+          </w:tcPr>
+          <w:p>
+            <w:pPr>
+              <w:spacing w:after="0"/>
+            </w:pPr>
+            <w:r/>
+            <w:r>
+              <w:rPr>
+                <w:b w:val="0"/>
+                <w:color w:val="262F37"/>
+                <w:sz w:val="18"/>
+              </w:rPr>
+              <w:t>[___]</w:t>
+            </w:r>
+          </w:p>
+        </w:tc>
+        <w:tc>
+          <w:tcPr>
+            <w:tcW w:type="dxa" w:w="1973"/>
+            <w:vAlign w:val="center"/>
+          </w:tcPr>
+          <w:p>
+            <w:pPr>
+              <w:spacing w:after="0"/>
+            </w:pPr>
+            <w:r/>
+            <w:r>
+              <w:rPr>
+                <w:b w:val="0"/>
+                <w:color w:val="262F37"/>
+                <w:sz w:val="18"/>
+              </w:rPr>
+              <w:t>[___]</w:t>
+            </w:r>
+          </w:p>
+        </w:tc>
+        <w:tc>
+          <w:tcPr>
+            <w:tcW w:type="dxa" w:w="1973"/>
+            <w:vAlign w:val="center"/>
+          </w:tcPr>
+          <w:p>
+            <w:pPr>
+              <w:spacing w:after="0"/>
+            </w:pPr>
+            <w:r/>
+            <w:r>
+              <w:rPr>
+                <w:b w:val="0"/>
+                <w:color w:val="262F37"/>
+                <w:sz w:val="18"/>
+              </w:rPr>
+              <w:t>[___]</w:t>
+            </w:r>
+          </w:p>
+        </w:tc>
+      </w:tr>
+      <w:tr>
+        <w:trPr>
+          <w:cantSplit/>
+        </w:trPr>
+        <w:tc>
+          <w:tcPr>
+            <w:tcW w:type="dxa" w:w="1973"/>
+            <w:vAlign w:val="center"/>
+          </w:tcPr>
+          <w:p>
+            <w:pPr>
+              <w:spacing w:after="0"/>
+            </w:pPr>
+            <w:r/>
+            <w:r>
+              <w:rPr>
+                <w:b w:val="0"/>
+                <w:color w:val="262F37"/>
+                <w:sz w:val="18"/>
+              </w:rPr>
+              <w:t>[___]</w:t>
+            </w:r>
+          </w:p>
+        </w:tc>
+        <w:tc>
+          <w:tcPr>
+            <w:tcW w:type="dxa" w:w="1973"/>
+            <w:vAlign w:val="center"/>
+          </w:tcPr>
+          <w:p>
+            <w:pPr>
+              <w:spacing w:after="0"/>
+            </w:pPr>
+            <w:r/>
+            <w:r>
+              <w:rPr>
+                <w:b w:val="0"/>
+                <w:color w:val="262F37"/>
+                <w:sz w:val="18"/>
+              </w:rPr>
+              <w:t>[___]</w:t>
+            </w:r>
+          </w:p>
+        </w:tc>
+        <w:tc>
+          <w:tcPr>
+            <w:tcW w:type="dxa" w:w="1973"/>
+            <w:vAlign w:val="center"/>
+          </w:tcPr>
+          <w:p>
+            <w:pPr>
+              <w:spacing w:after="0"/>
+            </w:pPr>
+            <w:r/>
+            <w:r>
+              <w:rPr>
+                <w:b w:val="0"/>
+                <w:color w:val="262F37"/>
+                <w:sz w:val="18"/>
+              </w:rPr>
+              <w:t>[___]</w:t>
+            </w:r>
+          </w:p>
+        </w:tc>
+        <w:tc>
+          <w:tcPr>
+            <w:tcW w:type="dxa" w:w="1973"/>
+            <w:vAlign w:val="center"/>
+          </w:tcPr>
+          <w:p>
+            <w:pPr>
+              <w:spacing w:after="0"/>
+            </w:pPr>
+            <w:r/>
+            <w:r>
+              <w:rPr>
+                <w:b w:val="0"/>
+                <w:color w:val="262F37"/>
+                <w:sz w:val="18"/>
+              </w:rPr>
+              <w:t>[___]</w:t>
+            </w:r>
+          </w:p>
+        </w:tc>
+        <w:tc>
+          <w:tcPr>
+            <w:tcW w:type="dxa" w:w="1973"/>
+            <w:vAlign w:val="center"/>
+          </w:tcPr>
+          <w:p>
+            <w:pPr>
+              <w:spacing w:after="0"/>
+            </w:pPr>
+            <w:r/>
+            <w:r>
+              <w:rPr>
+                <w:b w:val="0"/>
+                <w:color w:val="262F37"/>
+                <w:sz w:val="18"/>
+              </w:rPr>
+              <w:t>[___]</w:t>
+            </w:r>
+          </w:p>
+        </w:tc>
+      </w:tr>
+      <w:tr>
+        <w:trPr>
+          <w:cantSplit/>
+        </w:trPr>
+        <w:tc>
+          <w:tcPr>
+            <w:tcW w:type="dxa" w:w="1973"/>
+            <w:vAlign w:val="center"/>
+          </w:tcPr>
+          <w:p>
+            <w:pPr>
+              <w:spacing w:after="0"/>
+            </w:pPr>
+            <w:r/>
+            <w:r>
+              <w:rPr>
+                <w:b w:val="0"/>
+                <w:color w:val="262F37"/>
+                <w:sz w:val="18"/>
+              </w:rPr>
+              <w:t>[___]</w:t>
+            </w:r>
+          </w:p>
+        </w:tc>
+        <w:tc>
+          <w:tcPr>
+            <w:tcW w:type="dxa" w:w="1973"/>
+            <w:vAlign w:val="center"/>
+          </w:tcPr>
+          <w:p>
+            <w:pPr>
+              <w:spacing w:after="0"/>
+            </w:pPr>
+            <w:r/>
+            <w:r>
+              <w:rPr>
+                <w:b w:val="0"/>
+                <w:color w:val="262F37"/>
+                <w:sz w:val="18"/>
+              </w:rPr>
+              <w:t>[___]</w:t>
+            </w:r>
+          </w:p>
+        </w:tc>
+        <w:tc>
+          <w:tcPr>
+            <w:tcW w:type="dxa" w:w="1973"/>
+            <w:vAlign w:val="center"/>
+          </w:tcPr>
+          <w:p>
+            <w:pPr>
+              <w:spacing w:after="0"/>
+            </w:pPr>
+            <w:r/>
+            <w:r>
+              <w:rPr>
+                <w:b w:val="0"/>
+                <w:color w:val="262F37"/>
+                <w:sz w:val="18"/>
+              </w:rPr>
+              <w:t>[___]</w:t>
+            </w:r>
+          </w:p>
+        </w:tc>
+        <w:tc>
+          <w:tcPr>
+            <w:tcW w:type="dxa" w:w="1973"/>
+            <w:vAlign w:val="center"/>
+          </w:tcPr>
+          <w:p>
+            <w:pPr>
+              <w:spacing w:after="0"/>
+            </w:pPr>
+            <w:r/>
+            <w:r>
+              <w:rPr>
+                <w:b w:val="0"/>
+                <w:color w:val="262F37"/>
+                <w:sz w:val="18"/>
+              </w:rPr>
+              <w:t>[___]</w:t>
+            </w:r>
+          </w:p>
+        </w:tc>
+        <w:tc>
+          <w:tcPr>
+            <w:tcW w:type="dxa" w:w="1973"/>
+            <w:vAlign w:val="center"/>
+          </w:tcPr>
+          <w:p>
+            <w:pPr>
+              <w:spacing w:after="0"/>
+            </w:pPr>
+            <w:r/>
+            <w:r>
+              <w:rPr>
+                <w:b w:val="0"/>
+                <w:color w:val="262F37"/>
+                <w:sz w:val="18"/>
+              </w:rPr>
+              <w:t>[___]</w:t>
+            </w:r>
+          </w:p>
+        </w:tc>
+      </w:tr>
+    </w:tbl>
+    <w:p>
+      <w:r>
+        <w:t>2. В порядке п. [___] договора стороны меняют сроки: дата завершения всех работ в действующей редакции [___] заменяется на [___] / не меняется. Промежуточные даты, не названные выше, сохраняются по действующему графику.</w:t>
       </w:r>
     </w:p>
     <w:p>
       <w:pPr>
         <w:pStyle w:val="Heading1"/>
+        <w:keepNext/>
+        <w:pageBreakBefore w:val="0"/>
       </w:pPr>
       <w:r>
-        <w:t>Новые сроки</w:t>
+        <w:t>График и действие</w:t>
       </w:r>
     </w:p>
     <w:p>
       <w:r>
-        <w:t>Затронутые этапы и даты: [___]</w:t>
-        <w:br/>
-        <w:t>Новая дата завершения работ: [___]</w:t>
-        <w:br/>
-        <w:t>Обновлённый календарный план является приложением.</w:t>
+        <w:t>3. Обновлённый календарный график № [___] от [___] является приложением к соглашению и подписывается сторонами. Укажите ответственных за передачу исходных данных и фронта: [___].</w:t>
+      </w:r>
+    </w:p>
+    <w:p>
+      <w:r>
+        <w:t>4. Соглашение действует с даты подписания сторонами [___], если стороны не указали иную допустимую дату действия: [___]. Порядок оплаты и цена регулируются договором и соглашением 11; прочие условия договора сохраняются.</w:t>
+      </w:r>
+    </w:p>
+    <w:p>
+      <w:r>
+        <w:t>5. Экземпляров [___], по одному каждой стороне / иной порядок [___]. Приложения: обоснование 05 [___], обновлённый график [___], подтверждающие документы [___].</w:t>
       </w:r>
     </w:p>
     <w:p>
       <w:pPr>
         <w:pStyle w:val="Heading1"/>
+        <w:keepNext/>
+        <w:pageBreakBefore w:val="0"/>
       </w:pPr>
       <w:r>
-        <w:t>Заключительные положения</w:t>
-      </w:r>
-    </w:p>
-    <w:p>
-      <w:r>
-        <w:t>Остальные условия договора не изменяются. Соглашение вступает в силу с момента подписания сторонами.</w:t>
-      </w:r>
-    </w:p>
-    <w:p>
-      <w:pPr>
-        <w:pStyle w:val="Heading1"/>
-      </w:pPr>
-      <w:r>
-        <w:t>Контроль перед использованием</w:t>
+        <w:t>Подписи сторон</w:t>
       </w:r>
     </w:p>
     <w:tbl>
@@ -82,151 +932,195 @@
         <w:tblLook w:firstColumn="1" w:firstRow="1" w:lastColumn="0" w:lastRow="0" w:noHBand="0" w:noVBand="1" w:val="04A0"/>
       </w:tblPr>
       <w:tblGrid>
-        <w:gridCol w:w="4320"/>
-        <w:gridCol w:w="4320"/>
+        <w:gridCol w:w="4933"/>
+        <w:gridCol w:w="4933"/>
       </w:tblGrid>
       <w:tr>
+        <w:trPr>
+          <w:cantSplit/>
+        </w:trPr>
         <w:tc>
           <w:tcPr>
-            <w:tcW w:type="dxa" w:w="4320"/>
+            <w:tcW w:type="dxa" w:w="4933"/>
+            <w:vAlign w:val="center"/>
+            <w:shd w:fill="F3F0E8"/>
           </w:tcPr>
           <w:p>
+            <w:pPr>
+              <w:spacing w:after="0"/>
+            </w:pPr>
+            <w:r/>
             <w:r>
-              <w:t>Статус</w:t>
+              <w:rPr>
+                <w:b/>
+                <w:color w:val="262F37"/>
+                <w:sz w:val="18"/>
+              </w:rPr>
+              <w:t>Подрядчик</w:t>
             </w:r>
           </w:p>
         </w:tc>
         <w:tc>
           <w:tcPr>
-            <w:tcW w:type="dxa" w:w="4320"/>
+            <w:tcW w:type="dxa" w:w="4933"/>
+            <w:vAlign w:val="center"/>
+            <w:shd w:fill="F3F0E8"/>
           </w:tcPr>
           <w:p>
+            <w:pPr>
+              <w:spacing w:after="0"/>
+            </w:pPr>
+            <w:r/>
             <w:r>
-              <w:t>Проверка</w:t>
+              <w:rPr>
+                <w:b/>
+                <w:color w:val="262F37"/>
+                <w:sz w:val="18"/>
+              </w:rPr>
+              <w:t>Заказчик</w:t>
             </w:r>
           </w:p>
         </w:tc>
       </w:tr>
       <w:tr>
+        <w:trPr>
+          <w:cantSplit/>
+        </w:trPr>
         <w:tc>
           <w:tcPr>
-            <w:tcW w:type="dxa" w:w="4320"/>
+            <w:tcW w:type="dxa" w:w="4933"/>
+            <w:vAlign w:val="center"/>
           </w:tcPr>
           <w:p>
+            <w:pPr>
+              <w:spacing w:after="0"/>
+            </w:pPr>
+            <w:r/>
             <w:r>
-              <w:t>☐</w:t>
+              <w:rPr>
+                <w:b w:val="0"/>
+                <w:color w:val="262F37"/>
+                <w:sz w:val="18"/>
+              </w:rPr>
+              <w:t>Должность, Ф. И. О. [___]</w:t>
             </w:r>
           </w:p>
         </w:tc>
         <w:tc>
           <w:tcPr>
-            <w:tcW w:type="dxa" w:w="4320"/>
+            <w:tcW w:type="dxa" w:w="4933"/>
+            <w:vAlign w:val="center"/>
           </w:tcPr>
           <w:p>
+            <w:pPr>
+              <w:spacing w:after="0"/>
+            </w:pPr>
+            <w:r/>
             <w:r>
-              <w:t>Сверено с договором и приложениями</w:t>
+              <w:rPr>
+                <w:b w:val="0"/>
+                <w:color w:val="262F37"/>
+                <w:sz w:val="18"/>
+              </w:rPr>
+              <w:t>Должность, Ф. И. О. [___]</w:t>
             </w:r>
           </w:p>
         </w:tc>
       </w:tr>
       <w:tr>
+        <w:trPr>
+          <w:cantSplit/>
+        </w:trPr>
         <w:tc>
           <w:tcPr>
-            <w:tcW w:type="dxa" w:w="4320"/>
+            <w:tcW w:type="dxa" w:w="4933"/>
+            <w:vAlign w:val="center"/>
           </w:tcPr>
           <w:p>
+            <w:pPr>
+              <w:spacing w:after="0"/>
+            </w:pPr>
+            <w:r/>
             <w:r>
-              <w:t>☐</w:t>
+              <w:rPr>
+                <w:b w:val="0"/>
+                <w:color w:val="262F37"/>
+                <w:sz w:val="18"/>
+              </w:rPr>
+              <w:t>Основание полномочий [___]</w:t>
             </w:r>
           </w:p>
         </w:tc>
         <w:tc>
           <w:tcPr>
-            <w:tcW w:type="dxa" w:w="4320"/>
+            <w:tcW w:type="dxa" w:w="4933"/>
+            <w:vAlign w:val="center"/>
           </w:tcPr>
           <w:p>
+            <w:pPr>
+              <w:spacing w:after="0"/>
+            </w:pPr>
+            <w:r/>
             <w:r>
-              <w:t>Проверены полномочия подписанта и адресат</w:t>
+              <w:rPr>
+                <w:b w:val="0"/>
+                <w:color w:val="262F37"/>
+                <w:sz w:val="18"/>
+              </w:rPr>
+              <w:t>Основание полномочий [___]</w:t>
             </w:r>
           </w:p>
         </w:tc>
       </w:tr>
       <w:tr>
+        <w:trPr>
+          <w:cantSplit/>
+        </w:trPr>
         <w:tc>
           <w:tcPr>
-            <w:tcW w:type="dxa" w:w="4320"/>
+            <w:tcW w:type="dxa" w:w="4933"/>
+            <w:vAlign w:val="center"/>
           </w:tcPr>
           <w:p>
+            <w:pPr>
+              <w:spacing w:after="0"/>
+            </w:pPr>
+            <w:r/>
             <w:r>
-              <w:t>☐</w:t>
+              <w:rPr>
+                <w:b w:val="0"/>
+                <w:color w:val="262F37"/>
+                <w:sz w:val="18"/>
+              </w:rPr>
+              <w:t>Подпись [___]  Дата [___]</w:t>
             </w:r>
           </w:p>
         </w:tc>
         <w:tc>
           <w:tcPr>
-            <w:tcW w:type="dxa" w:w="4320"/>
+            <w:tcW w:type="dxa" w:w="4933"/>
+            <w:vAlign w:val="center"/>
           </w:tcPr>
           <w:p>
+            <w:pPr>
+              <w:spacing w:after="0"/>
+            </w:pPr>
+            <w:r/>
             <w:r>
-              <w:t>Приложения названы и приложены</w:t>
-            </w:r>
-          </w:p>
-        </w:tc>
-      </w:tr>
-      <w:tr>
-        <w:tc>
-          <w:tcPr>
-            <w:tcW w:type="dxa" w:w="4320"/>
-          </w:tcPr>
-          <w:p>
-            <w:r>
-              <w:t>☐</w:t>
-            </w:r>
-          </w:p>
-        </w:tc>
-        <w:tc>
-          <w:tcPr>
-            <w:tcW w:type="dxa" w:w="4320"/>
-          </w:tcPr>
-          <w:p>
-            <w:r>
-              <w:t>Зафиксирован доказуемый канал отправки</w:t>
-            </w:r>
-          </w:p>
-        </w:tc>
-      </w:tr>
-      <w:tr>
-        <w:tc>
-          <w:tcPr>
-            <w:tcW w:type="dxa" w:w="4320"/>
-          </w:tcPr>
-          <w:p>
-            <w:r>
-              <w:t>☐</w:t>
-            </w:r>
-          </w:p>
-        </w:tc>
-        <w:tc>
-          <w:tcPr>
-            <w:tcW w:type="dxa" w:w="4320"/>
-          </w:tcPr>
-          <w:p>
-            <w:r>
-              <w:t>Юридически значимые формулировки проверены специалистом</w:t>
+              <w:rPr>
+                <w:b w:val="0"/>
+                <w:color w:val="262F37"/>
+                <w:sz w:val="18"/>
+              </w:rPr>
+              <w:t>Подпись [___]  Дата [___]</w:t>
             </w:r>
           </w:p>
         </w:tc>
       </w:tr>
     </w:tbl>
-    <w:p/>
-    <w:p>
-      <w:r>
-        <w:t>Важно: шаблон не заменяет анализ договора, проектной документации и обстоятельств конкретного объекта.</w:t>
-      </w:r>
-    </w:p>
     <w:sectPr>
-      <w:pgSz w:w="12240" w:h="15840"/>
-      <w:pgMar w:top="1440" w:right="1800" w:bottom="1440" w:left="1800" w:header="720" w:footer="720" w:gutter="0"/>
+      <w:pgSz w:w="11906" w:h="16838"/>
+      <w:pgMar w:top="964" w:right="1020" w:bottom="964" w:left="1020" w:header="720" w:footer="720" w:gutter="0"/>
       <w:cols w:space="720"/>
       <w:docGrid w:linePitch="360"/>
     </w:sectPr>
@@ -597,6 +1491,14 @@
     <w:name w:val="Normal"/>
     <w:qFormat/>
     <w:rsid w:val="00FC693F"/>
+    <w:pPr>
+      <w:spacing w:after="100"/>
+    </w:pPr>
+    <w:rPr>
+      <w:rFonts w:ascii="Times New Roman" w:hAnsi="Times New Roman"/>
+      <w:color w:val="262F37"/>
+      <w:sz w:val="21"/>
+    </w:rPr>
   </w:style>
   <w:style w:type="paragraph" w:styleId="Header">
     <w:name w:val="header"/>
@@ -653,15 +1555,15 @@
     <w:pPr>
       <w:keepNext/>
       <w:keepLines/>
-      <w:spacing w:before="480" w:after="0"/>
+      <w:spacing w:before="180" w:after="100"/>
       <w:outlineLvl w:val="0"/>
     </w:pPr>
     <w:rPr>
-      <w:rFonts w:asciiTheme="majorHAnsi" w:eastAsiaTheme="majorEastAsia" w:hAnsiTheme="majorHAnsi" w:cstheme="majorBidi"/>
+      <w:rFonts w:asciiTheme="majorHAnsi" w:eastAsiaTheme="majorEastAsia" w:hAnsiTheme="majorHAnsi" w:cstheme="majorBidi" w:ascii="Times New Roman" w:hAnsi="Times New Roman"/>
       <w:b/>
       <w:bCs/>
-      <w:color w:val="365F91" w:themeColor="accent1" w:themeShade="BF"/>
-      <w:sz w:val="28"/>
+      <w:color w:val="8E6F32"/>
+      <w:sz w:val="24"/>
       <w:szCs w:val="28"/>
     </w:rPr>
   </w:style>
@@ -939,18 +1841,16 @@
     <w:qFormat/>
     <w:rsid w:val="00FC693F"/>
     <w:pPr>
-      <w:pBdr>
-        <w:bottom w:val="single" w:sz="8" w:space="4" w:color="4F81BD" w:themeColor="accent1"/>
-      </w:pBdr>
-      <w:spacing w:after="300" w:line="240" w:lineRule="auto"/>
+      <w:spacing w:after="180" w:line="240" w:lineRule="auto"/>
       <w:contextualSpacing/>
     </w:pPr>
     <w:rPr>
-      <w:rFonts w:asciiTheme="majorHAnsi" w:eastAsiaTheme="majorEastAsia" w:hAnsiTheme="majorHAnsi" w:cstheme="majorBidi"/>
-      <w:color w:val="17365D" w:themeColor="text2" w:themeShade="BF"/>
+      <w:rFonts w:asciiTheme="majorHAnsi" w:eastAsiaTheme="majorEastAsia" w:hAnsiTheme="majorHAnsi" w:cstheme="majorBidi" w:ascii="Times New Roman" w:hAnsi="Times New Roman"/>
+      <w:b/>
+      <w:color w:val="000000"/>
       <w:spacing w:val="5"/>
       <w:kern w:val="28"/>
-      <w:sz w:val="52"/>
+      <w:sz w:val="34"/>
       <w:szCs w:val="52"/>
     </w:rPr>
   </w:style>
